--- a/storage/app/templates/seminar-daftar-hadir.docx
+++ b/storage/app/templates/seminar-daftar-hadir.docx
@@ -1,460 +1,65 @@
 
 <file path=word/document.xml><?xml version="1.0" encoding="utf-8"?>
-<w:document xmlns:wpc="http://schemas.microsoft.com/office/word/2010/wordprocessingCanvas" xmlns:cx="http://schemas.microsoft.com/office/drawing/2014/chartex" xmlns:cx1="http://schemas.microsoft.com/office/drawing/2015/9/8/chartex" xmlns:cx2="http://schemas.microsoft.com/office/drawing/2015/10/21/chartex" xmlns:cx3="http://schemas.microsoft.com/office/drawing/2016/5/9/chartex" xmlns:cx4="http://schemas.microsoft.com/office/drawing/2016/5/10/chartex" xmlns:cx5="http://schemas.microsoft.com/office/drawing/2016/5/11/chartex" xmlns:cx6="http://schemas.microsoft.com/office/drawing/2016/5/12/chartex" xmlns:cx7="http://schemas.microsoft.com/office/drawing/2016/5/13/chartex" xmlns:cx8="http://schemas.microsoft.com/office/drawing/2016/5/14/chartex" xmlns:mc="http://schemas.openxmlformats.org/markup-compatibility/2006" xmlns:aink="http://schemas.microsoft.com/office/drawing/2016/ink" xmlns:am3d="http://schemas.microsoft.com/office/drawing/2017/model3d" xmlns:o="urn:schemas-microsoft-com:office:office" xmlns:oel="http://schemas.microsoft.com/office/2019/extlst" xmlns:r="http://schemas.openxmlformats.org/officeDocument/2006/relationships" xmlns:m="http://schemas.openxmlformats.org/officeDocument/2006/math" xmlns:v="urn:schemas-microsoft-com:vml" xmlns:wp14="http://schemas.microsoft.com/office/word/2010/wordprocessingDrawing" xmlns:wp="http://schemas.openxmlformats.org/drawingml/2006/wordprocessingDrawing" xmlns:w10="urn:schemas-microsoft-com:office:word" xmlns:w="http://schemas.openxmlformats.org/wordprocessingml/2006/main" xmlns:w14="http://schemas.microsoft.com/office/word/2010/wordml" xmlns:w15="http://schemas.microsoft.com/office/word/2012/wordml" xmlns:w16cei="http://schemas.microsoft.com/office/word/2026/wordml/cei" xmlns:w16cex="http://schemas.microsoft.com/office/word/2018/wordml/cex" xmlns:w16cid="http://schemas.microsoft.com/office/word/2016/wordml/cid" xmlns:w16="http://schemas.microsoft.com/office/word/2018/wordml" xmlns:w16du="http://schemas.microsoft.com/office/word/2023/wordml/word16du" xmlns:w16sdtdh="http://schemas.microsoft.com/office/word/2020/wordml/sdtdatahash" xmlns:w16sdtfl="http://schemas.microsoft.com/office/word/2024/wordml/sdtformatlock" xmlns:w16se="http://schemas.microsoft.com/office/word/2015/wordml/symex" xmlns:wpg="http://schemas.microsoft.com/office/word/2010/wordprocessingGroup" xmlns:wpi="http://schemas.microsoft.com/office/word/2010/wordprocessingInk" xmlns:wne="http://schemas.microsoft.com/office/word/2006/wordml" xmlns:wps="http://schemas.microsoft.com/office/word/2010/wordprocessingShape" mc:Ignorable="w14 w15 w16se w16cid w16 w16cex w16sdtdh w16sdtfl w16du wp14">
+<w:document xmlns:wpc="http://schemas.microsoft.com/office/word/2010/wordprocessingCanvas" xmlns:cx="http://schemas.microsoft.com/office/drawing/2014/chartex" xmlns:cx1="http://schemas.microsoft.com/office/drawing/2015/9/8/chartex" xmlns:cx2="http://schemas.microsoft.com/office/drawing/2015/10/21/chartex" xmlns:cx3="http://schemas.microsoft.com/office/drawing/2016/5/9/chartex" xmlns:cx4="http://schemas.microsoft.com/office/drawing/2016/5/10/chartex" xmlns:cx5="http://schemas.microsoft.com/office/drawing/2016/5/11/chartex" xmlns:cx6="http://schemas.microsoft.com/office/drawing/2016/5/12/chartex" xmlns:cx7="http://schemas.microsoft.com/office/drawing/2016/5/13/chartex" xmlns:cx8="http://schemas.microsoft.com/office/drawing/2016/5/14/chartex" xmlns:mc="http://schemas.openxmlformats.org/markup-compatibility/2006" xmlns:aink="http://schemas.microsoft.com/office/drawing/2016/ink" xmlns:am3d="http://schemas.microsoft.com/office/drawing/2017/model3d" xmlns:o="urn:schemas-microsoft-com:office:office" xmlns:oel="http://schemas.microsoft.com/office/2019/extlst" xmlns:r="http://schemas.openxmlformats.org/officeDocument/2006/relationships" xmlns:m="http://schemas.openxmlformats.org/officeDocument/2006/math" xmlns:v="urn:schemas-microsoft-com:vml" xmlns:wp14="http://schemas.microsoft.com/office/word/2010/wordprocessingDrawing" xmlns:wp="http://schemas.openxmlformats.org/drawingml/2006/wordprocessingDrawing" xmlns:w10="urn:schemas-microsoft-com:office:word" xmlns:w="http://schemas.openxmlformats.org/wordprocessingml/2006/main" xmlns:w14="http://schemas.microsoft.com/office/word/2010/wordml" xmlns:w15="http://schemas.microsoft.com/office/word/2012/wordml" xmlns:w16cex="http://schemas.microsoft.com/office/word/2018/wordml/cex" xmlns:w16cid="http://schemas.microsoft.com/office/word/2016/wordml/cid" xmlns:w16="http://schemas.microsoft.com/office/word/2018/wordml" xmlns:w16du="http://schemas.microsoft.com/office/word/2023/wordml/word16du" xmlns:w16sdtdh="http://schemas.microsoft.com/office/word/2020/wordml/sdtdatahash" xmlns:w16sdtfl="http://schemas.microsoft.com/office/word/2024/wordml/sdtformatlock" xmlns:w16se="http://schemas.microsoft.com/office/word/2015/wordml/symex" xmlns:wpg="http://schemas.microsoft.com/office/word/2010/wordprocessingGroup" xmlns:wpi="http://schemas.microsoft.com/office/word/2010/wordprocessingInk" xmlns:wne="http://schemas.microsoft.com/office/word/2006/wordml" xmlns:wps="http://schemas.microsoft.com/office/word/2010/wordprocessingShape" mc:Ignorable="w14 w15 w16se w16cid w16 w16cex w16sdtdh w16sdtfl w16du wp14">
   <w:body>
     <w:p>
       <w:pPr>
-        <w:rPr>
-          <w:rFonts w:ascii="Verdana" w:hAnsi="Verdana"/>
+        <w:jc w:val="center"/>
+        <w:rPr>
+          <w:b/>
+          <w:sz w:val="32"/>
+          <w:szCs w:val="32"/>
+          <w:u w:val="single"/>
           <w:lang w:val="id-ID"/>
         </w:rPr>
       </w:pPr>
-      <w:r>
-        <w:rPr>
-          <w:rFonts w:ascii="Verdana" w:hAnsi="Verdana"/>
-          <w:noProof/>
+    </w:p>
+    <w:p>
+      <w:pPr>
+        <w:jc w:val="center"/>
+        <w:rPr>
+          <w:b/>
+          <w:sz w:val="32"/>
+          <w:szCs w:val="32"/>
+          <w:u w:val="single"/>
           <w:lang w:val="id-ID"/>
         </w:rPr>
-        <mc:AlternateContent>
-          <mc:Choice Requires="wps">
-            <w:drawing>
-              <wp:anchor distT="0" distB="0" distL="114300" distR="114300" simplePos="0" relativeHeight="251655168" behindDoc="0" locked="0" layoutInCell="1" allowOverlap="1" wp14:anchorId="7CEACAC5" wp14:editId="6DE7326D">
-                <wp:simplePos x="0" y="0"/>
-                <wp:positionH relativeFrom="column">
-                  <wp:posOffset>22225</wp:posOffset>
-                </wp:positionH>
-                <wp:positionV relativeFrom="paragraph">
-                  <wp:posOffset>-67945</wp:posOffset>
-                </wp:positionV>
-                <wp:extent cx="5715000" cy="0"/>
-                <wp:effectExtent l="36830" t="28575" r="29845" b="28575"/>
-                <wp:wrapNone/>
-                <wp:docPr id="1281629333" name="Line 6"/>
-                <wp:cNvGraphicFramePr>
-                  <a:graphicFrameLocks xmlns:a="http://schemas.openxmlformats.org/drawingml/2006/main"/>
-                </wp:cNvGraphicFramePr>
-                <a:graphic xmlns:a="http://schemas.openxmlformats.org/drawingml/2006/main">
-                  <a:graphicData uri="http://schemas.microsoft.com/office/word/2010/wordprocessingShape">
-                    <wps:wsp>
-                      <wps:cNvCnPr>
-                        <a:cxnSpLocks noChangeShapeType="1"/>
-                      </wps:cNvCnPr>
-                      <wps:spPr bwMode="auto">
-                        <a:xfrm>
-                          <a:off x="0" y="0"/>
-                          <a:ext cx="5715000" cy="0"/>
-                        </a:xfrm>
-                        <a:prstGeom prst="line">
-                          <a:avLst/>
-                        </a:prstGeom>
-                        <a:noFill/>
-                        <a:ln w="57150" cmpd="thinThick">
-                          <a:solidFill>
-                            <a:srgbClr val="000000"/>
-                          </a:solidFill>
-                          <a:round/>
-                          <a:headEnd/>
-                          <a:tailEnd/>
-                        </a:ln>
-                        <a:extLst>
-                          <a:ext uri="{909E8E84-426E-40DD-AFC4-6F175D3DCCD1}">
-                            <a14:hiddenFill xmlns:a14="http://schemas.microsoft.com/office/drawing/2010/main">
-                              <a:noFill/>
-                            </a14:hiddenFill>
-                          </a:ext>
-                        </a:extLst>
-                      </wps:spPr>
-                      <wps:bodyPr/>
-                    </wps:wsp>
-                  </a:graphicData>
-                </a:graphic>
-                <wp14:sizeRelH relativeFrom="page">
-                  <wp14:pctWidth>0</wp14:pctWidth>
-                </wp14:sizeRelH>
-                <wp14:sizeRelV relativeFrom="page">
-                  <wp14:pctHeight>0</wp14:pctHeight>
-                </wp14:sizeRelV>
-              </wp:anchor>
-            </w:drawing>
-          </mc:Choice>
-          <mc:Fallback>
-            <w:pict>
-              <v:line w14:anchorId="22D4E38C" id="Line 6" o:spid="_x0000_s1026" style="position:absolute;z-index:251655168;visibility:visible;mso-wrap-style:square;mso-width-percent:0;mso-height-percent:0;mso-wrap-distance-left:9pt;mso-wrap-distance-top:0;mso-wrap-distance-right:9pt;mso-wrap-distance-bottom:0;mso-position-horizontal:absolute;mso-position-horizontal-relative:text;mso-position-vertical:absolute;mso-position-vertical-relative:text;mso-width-percent:0;mso-height-percent:0;mso-width-relative:page;mso-height-relative:page" from="1.75pt,-5.35pt" to="451.75pt,-5.35pt" o:gfxdata="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" strokeweight="4.5pt">
-                <v:stroke linestyle="thinThick"/>
-              </v:line>
-            </w:pict>
-          </mc:Fallback>
-        </mc:AlternateContent>
-      </w:r>
-      <w:r>
-        <w:rPr>
-          <w:rFonts w:ascii="Verdana" w:hAnsi="Verdana"/>
-          <w:noProof/>
-        </w:rPr>
-        <w:drawing>
-          <wp:anchor distT="0" distB="0" distL="114300" distR="114300" simplePos="0" relativeHeight="251658240" behindDoc="1" locked="0" layoutInCell="1" allowOverlap="1" wp14:anchorId="5671D21D" wp14:editId="5ACB4844">
-            <wp:simplePos x="0" y="0"/>
-            <wp:positionH relativeFrom="column">
-              <wp:posOffset>4081145</wp:posOffset>
-            </wp:positionH>
-            <wp:positionV relativeFrom="paragraph">
-              <wp:posOffset>36195</wp:posOffset>
-            </wp:positionV>
-            <wp:extent cx="28575" cy="685800"/>
-            <wp:effectExtent l="0" t="0" r="0" b="0"/>
-            <wp:wrapTight wrapText="bothSides">
-              <wp:wrapPolygon edited="0">
-                <wp:start x="0" y="0"/>
-                <wp:lineTo x="0" y="21000"/>
-                <wp:lineTo x="14400" y="21000"/>
-                <wp:lineTo x="14400" y="0"/>
-                <wp:lineTo x="0" y="0"/>
-              </wp:wrapPolygon>
-            </wp:wrapTight>
-            <wp:docPr id="35" name="Gambar 4"/>
-            <wp:cNvGraphicFramePr>
-              <a:graphicFrameLocks xmlns:a="http://schemas.openxmlformats.org/drawingml/2006/main" noChangeAspect="1"/>
-            </wp:cNvGraphicFramePr>
-            <a:graphic xmlns:a="http://schemas.openxmlformats.org/drawingml/2006/main">
-              <a:graphicData uri="http://schemas.openxmlformats.org/drawingml/2006/picture">
-                <pic:pic xmlns:pic="http://schemas.openxmlformats.org/drawingml/2006/picture">
-                  <pic:nvPicPr>
-                    <pic:cNvPr id="0" name="Picture 35"/>
-                    <pic:cNvPicPr>
-                      <a:picLocks noChangeAspect="1" noChangeArrowheads="1"/>
-                    </pic:cNvPicPr>
-                  </pic:nvPicPr>
-                  <pic:blipFill>
-                    <a:blip r:embed="rId6">
-                      <a:extLst>
-                        <a:ext uri="{28A0092B-C50C-407E-A947-70E740481C1C}">
-                          <a14:useLocalDpi xmlns:a14="http://schemas.microsoft.com/office/drawing/2010/main" val="0"/>
-                        </a:ext>
-                      </a:extLst>
-                    </a:blip>
-                    <a:srcRect/>
-                    <a:stretch>
-                      <a:fillRect/>
-                    </a:stretch>
-                  </pic:blipFill>
-                  <pic:spPr bwMode="auto">
-                    <a:xfrm>
-                      <a:off x="0" y="0"/>
-                      <a:ext cx="28575" cy="685800"/>
-                    </a:xfrm>
-                    <a:prstGeom prst="rect">
-                      <a:avLst/>
-                    </a:prstGeom>
-                    <a:noFill/>
-                  </pic:spPr>
-                </pic:pic>
-              </a:graphicData>
-            </a:graphic>
-            <wp14:sizeRelH relativeFrom="page">
-              <wp14:pctWidth>0</wp14:pctWidth>
-            </wp14:sizeRelH>
-            <wp14:sizeRelV relativeFrom="page">
-              <wp14:pctHeight>0</wp14:pctHeight>
-            </wp14:sizeRelV>
-          </wp:anchor>
-        </w:drawing>
-      </w:r>
-      <w:r>
-        <w:rPr>
-          <w:rFonts w:ascii="Verdana" w:hAnsi="Verdana"/>
-          <w:noProof/>
-        </w:rPr>
-        <w:drawing>
-          <wp:anchor distT="0" distB="0" distL="114300" distR="114300" simplePos="0" relativeHeight="251660288" behindDoc="1" locked="0" layoutInCell="1" allowOverlap="1" wp14:anchorId="679687C3" wp14:editId="7DE431CD">
-            <wp:simplePos x="0" y="0"/>
-            <wp:positionH relativeFrom="column">
-              <wp:posOffset>-733425</wp:posOffset>
-            </wp:positionH>
-            <wp:positionV relativeFrom="paragraph">
-              <wp:posOffset>57785</wp:posOffset>
-            </wp:positionV>
-            <wp:extent cx="733425" cy="733425"/>
-            <wp:effectExtent l="0" t="0" r="0" b="0"/>
-            <wp:wrapTight wrapText="bothSides">
-              <wp:wrapPolygon edited="0">
-                <wp:start x="7294" y="0"/>
-                <wp:lineTo x="0" y="3366"/>
-                <wp:lineTo x="0" y="14026"/>
-                <wp:lineTo x="1683" y="18514"/>
-                <wp:lineTo x="6732" y="21319"/>
-                <wp:lineTo x="7855" y="21319"/>
-                <wp:lineTo x="12904" y="21319"/>
-                <wp:lineTo x="14026" y="21319"/>
-                <wp:lineTo x="20197" y="17953"/>
-                <wp:lineTo x="21319" y="12904"/>
-                <wp:lineTo x="21319" y="5610"/>
-                <wp:lineTo x="16831" y="561"/>
-                <wp:lineTo x="13465" y="0"/>
-                <wp:lineTo x="7294" y="0"/>
-              </wp:wrapPolygon>
-            </wp:wrapTight>
-            <wp:docPr id="37" name="Gambar 3"/>
-            <wp:cNvGraphicFramePr>
-              <a:graphicFrameLocks xmlns:a="http://schemas.openxmlformats.org/drawingml/2006/main" noChangeAspect="1"/>
-            </wp:cNvGraphicFramePr>
-            <a:graphic xmlns:a="http://schemas.openxmlformats.org/drawingml/2006/main">
-              <a:graphicData uri="http://schemas.openxmlformats.org/drawingml/2006/picture">
-                <pic:pic xmlns:pic="http://schemas.openxmlformats.org/drawingml/2006/picture">
-                  <pic:nvPicPr>
-                    <pic:cNvPr id="0" name="Picture 37"/>
-                    <pic:cNvPicPr>
-                      <a:picLocks noChangeAspect="1" noChangeArrowheads="1"/>
-                    </pic:cNvPicPr>
-                  </pic:nvPicPr>
-                  <pic:blipFill>
-                    <a:blip r:embed="rId7">
-                      <a:extLst>
-                        <a:ext uri="{28A0092B-C50C-407E-A947-70E740481C1C}">
-                          <a14:useLocalDpi xmlns:a14="http://schemas.microsoft.com/office/drawing/2010/main" val="0"/>
-                        </a:ext>
-                      </a:extLst>
-                    </a:blip>
-                    <a:srcRect/>
-                    <a:stretch>
-                      <a:fillRect/>
-                    </a:stretch>
-                  </pic:blipFill>
-                  <pic:spPr bwMode="auto">
-                    <a:xfrm>
-                      <a:off x="0" y="0"/>
-                      <a:ext cx="733425" cy="733425"/>
-                    </a:xfrm>
-                    <a:prstGeom prst="rect">
-                      <a:avLst/>
-                    </a:prstGeom>
-                    <a:noFill/>
-                  </pic:spPr>
-                </pic:pic>
-              </a:graphicData>
-            </a:graphic>
-            <wp14:sizeRelH relativeFrom="page">
-              <wp14:pctWidth>0</wp14:pctWidth>
-            </wp14:sizeRelH>
-            <wp14:sizeRelV relativeFrom="page">
-              <wp14:pctHeight>0</wp14:pctHeight>
-            </wp14:sizeRelV>
-          </wp:anchor>
-        </w:drawing>
-      </w:r>
-      <w:r>
-        <w:rPr>
-          <w:rFonts w:ascii="Verdana" w:hAnsi="Verdana"/>
-          <w:noProof/>
-        </w:rPr>
-        <w:drawing>
-          <wp:anchor distT="0" distB="0" distL="114300" distR="114300" simplePos="0" relativeHeight="251659264" behindDoc="1" locked="0" layoutInCell="1" allowOverlap="1" wp14:anchorId="14E32CE4" wp14:editId="5C9C4783">
-            <wp:simplePos x="0" y="0"/>
-            <wp:positionH relativeFrom="column">
-              <wp:posOffset>4232910</wp:posOffset>
-            </wp:positionH>
-            <wp:positionV relativeFrom="paragraph">
-              <wp:posOffset>-8890</wp:posOffset>
-            </wp:positionV>
-            <wp:extent cx="2637790" cy="847725"/>
-            <wp:effectExtent l="0" t="0" r="0" b="0"/>
-            <wp:wrapTight wrapText="bothSides">
-              <wp:wrapPolygon edited="0">
-                <wp:start x="0" y="0"/>
-                <wp:lineTo x="0" y="21357"/>
-                <wp:lineTo x="21371" y="21357"/>
-                <wp:lineTo x="21371" y="0"/>
-                <wp:lineTo x="0" y="0"/>
-              </wp:wrapPolygon>
-            </wp:wrapTight>
-            <wp:docPr id="36" name="Gambar 2"/>
-            <wp:cNvGraphicFramePr>
-              <a:graphicFrameLocks xmlns:a="http://schemas.openxmlformats.org/drawingml/2006/main" noChangeAspect="1"/>
-            </wp:cNvGraphicFramePr>
-            <a:graphic xmlns:a="http://schemas.openxmlformats.org/drawingml/2006/main">
-              <a:graphicData uri="http://schemas.openxmlformats.org/drawingml/2006/picture">
-                <pic:pic xmlns:pic="http://schemas.openxmlformats.org/drawingml/2006/picture">
-                  <pic:nvPicPr>
-                    <pic:cNvPr id="0" name="Picture 36"/>
-                    <pic:cNvPicPr>
-                      <a:picLocks noChangeAspect="1" noChangeArrowheads="1"/>
-                    </pic:cNvPicPr>
-                  </pic:nvPicPr>
-                  <pic:blipFill>
-                    <a:blip r:embed="rId8">
-                      <a:extLst>
-                        <a:ext uri="{28A0092B-C50C-407E-A947-70E740481C1C}">
-                          <a14:useLocalDpi xmlns:a14="http://schemas.microsoft.com/office/drawing/2010/main" val="0"/>
-                        </a:ext>
-                      </a:extLst>
-                    </a:blip>
-                    <a:srcRect/>
-                    <a:stretch>
-                      <a:fillRect/>
-                    </a:stretch>
-                  </pic:blipFill>
-                  <pic:spPr bwMode="auto">
-                    <a:xfrm>
-                      <a:off x="0" y="0"/>
-                      <a:ext cx="2637790" cy="847725"/>
-                    </a:xfrm>
-                    <a:prstGeom prst="rect">
-                      <a:avLst/>
-                    </a:prstGeom>
-                    <a:noFill/>
-                  </pic:spPr>
-                </pic:pic>
-              </a:graphicData>
-            </a:graphic>
-            <wp14:sizeRelH relativeFrom="page">
-              <wp14:pctWidth>0</wp14:pctWidth>
-            </wp14:sizeRelH>
-            <wp14:sizeRelV relativeFrom="page">
-              <wp14:pctHeight>0</wp14:pctHeight>
-            </wp14:sizeRelV>
-          </wp:anchor>
-        </w:drawing>
-      </w:r>
-      <w:r>
-        <w:rPr>
-          <w:rFonts w:ascii="Verdana" w:hAnsi="Verdana"/>
-          <w:noProof/>
-        </w:rPr>
-        <w:drawing>
-          <wp:anchor distT="0" distB="0" distL="114300" distR="114300" simplePos="0" relativeHeight="251656192" behindDoc="0" locked="0" layoutInCell="1" allowOverlap="1" wp14:anchorId="6A3DF3A1" wp14:editId="0A257B44">
-            <wp:simplePos x="0" y="0"/>
-            <wp:positionH relativeFrom="column">
-              <wp:posOffset>-4825365</wp:posOffset>
-            </wp:positionH>
-            <wp:positionV relativeFrom="paragraph">
-              <wp:posOffset>-8890</wp:posOffset>
-            </wp:positionV>
-            <wp:extent cx="723900" cy="723900"/>
-            <wp:effectExtent l="0" t="0" r="0" b="0"/>
-            <wp:wrapNone/>
-            <wp:docPr id="33" name="Picture 17" descr="Description: ppri662013_statuta_LOGO"/>
-            <wp:cNvGraphicFramePr>
-              <a:graphicFrameLocks xmlns:a="http://schemas.openxmlformats.org/drawingml/2006/main" noChangeAspect="1"/>
-            </wp:cNvGraphicFramePr>
-            <a:graphic xmlns:a="http://schemas.openxmlformats.org/drawingml/2006/main">
-              <a:graphicData uri="http://schemas.openxmlformats.org/drawingml/2006/picture">
-                <pic:pic xmlns:pic="http://schemas.openxmlformats.org/drawingml/2006/picture">
-                  <pic:nvPicPr>
-                    <pic:cNvPr id="0" name="Picture 17" descr="Description: ppri662013_statuta_LOGO"/>
-                    <pic:cNvPicPr>
-                      <a:picLocks noChangeAspect="1" noChangeArrowheads="1"/>
-                    </pic:cNvPicPr>
-                  </pic:nvPicPr>
-                  <pic:blipFill>
-                    <a:blip r:embed="rId9">
-                      <a:extLst>
-                        <a:ext uri="{28A0092B-C50C-407E-A947-70E740481C1C}">
-                          <a14:useLocalDpi xmlns:a14="http://schemas.microsoft.com/office/drawing/2010/main" val="0"/>
-                        </a:ext>
-                      </a:extLst>
-                    </a:blip>
-                    <a:srcRect/>
-                    <a:stretch>
-                      <a:fillRect/>
-                    </a:stretch>
-                  </pic:blipFill>
-                  <pic:spPr bwMode="auto">
-                    <a:xfrm>
-                      <a:off x="0" y="0"/>
-                      <a:ext cx="723900" cy="723900"/>
-                    </a:xfrm>
-                    <a:prstGeom prst="rect">
-                      <a:avLst/>
-                    </a:prstGeom>
-                    <a:noFill/>
-                    <a:ln>
-                      <a:noFill/>
-                    </a:ln>
-                  </pic:spPr>
-                </pic:pic>
-              </a:graphicData>
-            </a:graphic>
-            <wp14:sizeRelH relativeFrom="page">
-              <wp14:pctWidth>0</wp14:pctWidth>
-            </wp14:sizeRelH>
-            <wp14:sizeRelV relativeFrom="page">
-              <wp14:pctHeight>0</wp14:pctHeight>
-            </wp14:sizeRelV>
-          </wp:anchor>
-        </w:drawing>
-      </w:r>
-      <w:r>
-        <w:rPr>
-          <w:rFonts w:ascii="Verdana" w:hAnsi="Verdana"/>
-          <w:noProof/>
-        </w:rPr>
-        <w:drawing>
-          <wp:anchor distT="0" distB="0" distL="114300" distR="114300" simplePos="0" relativeHeight="251657216" behindDoc="1" locked="0" layoutInCell="1" allowOverlap="1" wp14:anchorId="65B8484B" wp14:editId="12A226D9">
-            <wp:simplePos x="0" y="0"/>
-            <wp:positionH relativeFrom="column">
-              <wp:posOffset>0</wp:posOffset>
-            </wp:positionH>
-            <wp:positionV relativeFrom="paragraph">
-              <wp:posOffset>635</wp:posOffset>
-            </wp:positionV>
-            <wp:extent cx="3999865" cy="847725"/>
-            <wp:effectExtent l="0" t="0" r="0" b="0"/>
-            <wp:wrapTight wrapText="bothSides">
-              <wp:wrapPolygon edited="0">
-                <wp:start x="0" y="0"/>
-                <wp:lineTo x="0" y="21357"/>
-                <wp:lineTo x="21501" y="21357"/>
-                <wp:lineTo x="21501" y="0"/>
-                <wp:lineTo x="0" y="0"/>
-              </wp:wrapPolygon>
-            </wp:wrapTight>
-            <wp:docPr id="34" name="Gambar 1"/>
-            <wp:cNvGraphicFramePr>
-              <a:graphicFrameLocks xmlns:a="http://schemas.openxmlformats.org/drawingml/2006/main" noChangeAspect="1"/>
-            </wp:cNvGraphicFramePr>
-            <a:graphic xmlns:a="http://schemas.openxmlformats.org/drawingml/2006/main">
-              <a:graphicData uri="http://schemas.openxmlformats.org/drawingml/2006/picture">
-                <pic:pic xmlns:pic="http://schemas.openxmlformats.org/drawingml/2006/picture">
-                  <pic:nvPicPr>
-                    <pic:cNvPr id="0" name="Picture 34"/>
-                    <pic:cNvPicPr>
-                      <a:picLocks noChangeAspect="1" noChangeArrowheads="1"/>
-                    </pic:cNvPicPr>
-                  </pic:nvPicPr>
-                  <pic:blipFill>
-                    <a:blip r:embed="rId10">
-                      <a:extLst>
-                        <a:ext uri="{28A0092B-C50C-407E-A947-70E740481C1C}">
-                          <a14:useLocalDpi xmlns:a14="http://schemas.microsoft.com/office/drawing/2010/main" val="0"/>
-                        </a:ext>
-                      </a:extLst>
-                    </a:blip>
-                    <a:srcRect/>
-                    <a:stretch>
-                      <a:fillRect/>
-                    </a:stretch>
-                  </pic:blipFill>
-                  <pic:spPr bwMode="auto">
-                    <a:xfrm>
-                      <a:off x="0" y="0"/>
-                      <a:ext cx="3999865" cy="847725"/>
-                    </a:xfrm>
-                    <a:prstGeom prst="rect">
-                      <a:avLst/>
-                    </a:prstGeom>
-                    <a:noFill/>
-                  </pic:spPr>
-                </pic:pic>
-              </a:graphicData>
-            </a:graphic>
-            <wp14:sizeRelH relativeFrom="page">
-              <wp14:pctWidth>0</wp14:pctWidth>
-            </wp14:sizeRelH>
-            <wp14:sizeRelV relativeFrom="page">
-              <wp14:pctHeight>0</wp14:pctHeight>
-            </wp14:sizeRelV>
-          </wp:anchor>
-        </w:drawing>
-      </w:r>
+      </w:pPr>
+    </w:p>
+    <w:p>
+      <w:pPr>
+        <w:jc w:val="center"/>
+        <w:rPr>
+          <w:b/>
+          <w:sz w:val="32"/>
+          <w:szCs w:val="32"/>
+          <w:u w:val="single"/>
+          <w:lang w:val="id-ID"/>
+        </w:rPr>
+      </w:pPr>
+    </w:p>
+    <w:p>
+      <w:pPr>
+        <w:jc w:val="center"/>
+        <w:rPr>
+          <w:b/>
+          <w:sz w:val="32"/>
+          <w:szCs w:val="32"/>
+          <w:u w:val="single"/>
+          <w:lang w:val="id-ID"/>
+        </w:rPr>
+      </w:pPr>
+    </w:p>
+    <w:p>
+      <w:pPr>
+        <w:rPr>
+          <w:b/>
+          <w:sz w:val="32"/>
+          <w:szCs w:val="32"/>
+          <w:u w:val="single"/>
+          <w:lang w:val="id-ID"/>
+        </w:rPr>
+      </w:pPr>
     </w:p>
     <w:p>
       <w:pPr>
@@ -506,29 +111,36 @@
         </w:tabs>
         <w:ind w:left="3119" w:hanging="3119"/>
         <w:rPr>
-          <w:rStyle w:val="Emphasis"/>
+          <w:rStyle w:val="Penekanan"/>
           <w:i w:val="0"/>
         </w:rPr>
       </w:pPr>
       <w:bookmarkStart w:id="0" w:name="_Hlk138611993"/>
       <w:r>
         <w:rPr>
-          <w:rStyle w:val="Emphasis"/>
+          <w:rStyle w:val="Penekanan"/>
           <w:i w:val="0"/>
         </w:rPr>
         <w:t>Nama / NIM / Program Studi</w:t>
       </w:r>
       <w:r>
         <w:rPr>
-          <w:rStyle w:val="Emphasis"/>
+          <w:rStyle w:val="Penekanan"/>
           <w:i w:val="0"/>
         </w:rPr>
         <w:tab/>
+      </w:r>
+      <w:proofErr w:type="gramStart"/>
+      <w:r>
+        <w:rPr>
+          <w:rStyle w:val="Penekanan"/>
+          <w:i w:val="0"/>
+        </w:rPr>
         <w:t xml:space="preserve">: </w:t>
       </w:r>
       <w:r>
         <w:rPr>
-          <w:rStyle w:val="Emphasis"/>
+          <w:rStyle w:val="Penekanan"/>
           <w:i w:val="0"/>
         </w:rPr>
         <w:tab/>
@@ -536,42 +148,43 @@
       </w:r>
       <w:r>
         <w:rPr>
-          <w:rStyle w:val="Emphasis"/>
+          <w:rStyle w:val="Penekanan"/>
           <w:i w:val="0"/>
         </w:rPr>
         <w:t>/</w:t>
       </w:r>
-      <w:r>
-        <w:rPr>
-          <w:rStyle w:val="Emphasis"/>
+      <w:proofErr w:type="gramEnd"/>
+      <w:r>
+        <w:rPr>
+          <w:rStyle w:val="Penekanan"/>
           <w:i w:val="0"/>
         </w:rPr>
         <w:t>${n</w:t>
       </w:r>
       <w:r>
         <w:rPr>
-          <w:rStyle w:val="Emphasis"/>
+          <w:rStyle w:val="Penekanan"/>
           <w:i w:val="0"/>
         </w:rPr>
         <w:t>im</w:t>
       </w:r>
       <w:r>
         <w:rPr>
-          <w:rStyle w:val="Emphasis"/>
+          <w:rStyle w:val="Penekanan"/>
           <w:i w:val="0"/>
         </w:rPr>
         <w:t>}</w:t>
       </w:r>
       <w:r>
         <w:rPr>
-          <w:rStyle w:val="Emphasis"/>
+          <w:rStyle w:val="Penekanan"/>
           <w:i w:val="0"/>
         </w:rPr>
         <w:t>/</w:t>
       </w:r>
       <w:r>
         <w:rPr>
-          <w:rStyle w:val="Emphasis"/>
+          <w:rStyle w:val="Penekanan"/>
           <w:i w:val="0"/>
         </w:rPr>
         <w:t>${</w:t>
@@ -579,7 +192,7 @@
       <w:proofErr w:type="spellStart"/>
       <w:r>
         <w:rPr>
-          <w:rStyle w:val="Emphasis"/>
+          <w:rStyle w:val="Penekanan"/>
           <w:i w:val="0"/>
         </w:rPr>
         <w:t>program_studi</w:t>
@@ -587,7 +200,7 @@
       <w:proofErr w:type="spellEnd"/>
       <w:r>
         <w:rPr>
-          <w:rStyle w:val="Emphasis"/>
+          <w:rStyle w:val="Penekanan"/>
           <w:i w:val="0"/>
         </w:rPr>
         <w:t>}</w:t>
@@ -601,20 +214,20 @@
         </w:tabs>
         <w:ind w:left="3119" w:hanging="3119"/>
         <w:rPr>
-          <w:rStyle w:val="Emphasis"/>
+          <w:rStyle w:val="Penekanan"/>
           <w:i w:val="0"/>
         </w:rPr>
       </w:pPr>
       <w:r>
         <w:rPr>
-          <w:rStyle w:val="Emphasis"/>
+          <w:rStyle w:val="Penekanan"/>
           <w:i w:val="0"/>
         </w:rPr>
         <w:t>Har</w:t>
       </w:r>
       <w:r>
         <w:rPr>
-          <w:rStyle w:val="Emphasis"/>
+          <w:rStyle w:val="Penekanan"/>
           <w:i w:val="0"/>
         </w:rPr>
         <w:t xml:space="preserve">i / </w:t>
@@ -622,7 +235,7 @@
       <w:proofErr w:type="spellStart"/>
       <w:r>
         <w:rPr>
-          <w:rStyle w:val="Emphasis"/>
+          <w:rStyle w:val="Penekanan"/>
           <w:i w:val="0"/>
         </w:rPr>
         <w:t>Tanggal</w:t>
@@ -630,22 +243,29 @@
       <w:proofErr w:type="spellEnd"/>
       <w:r>
         <w:rPr>
-          <w:rStyle w:val="Emphasis"/>
+          <w:rStyle w:val="Penekanan"/>
           <w:i w:val="0"/>
         </w:rPr>
         <w:t xml:space="preserve"> / Jam/ Ruang</w:t>
       </w:r>
       <w:r>
         <w:rPr>
-          <w:rStyle w:val="Emphasis"/>
+          <w:rStyle w:val="Penekanan"/>
           <w:i w:val="0"/>
         </w:rPr>
         <w:tab/>
+      </w:r>
+      <w:proofErr w:type="gramStart"/>
+      <w:r>
+        <w:rPr>
+          <w:rStyle w:val="Penekanan"/>
+          <w:i w:val="0"/>
+        </w:rPr>
         <w:t xml:space="preserve">: </w:t>
       </w:r>
       <w:r>
         <w:rPr>
-          <w:rStyle w:val="Emphasis"/>
+          <w:rStyle w:val="Penekanan"/>
           <w:i w:val="0"/>
         </w:rPr>
         <w:tab/>
@@ -654,7 +274,7 @@
       <w:proofErr w:type="spellStart"/>
       <w:r>
         <w:rPr>
-          <w:rStyle w:val="Emphasis"/>
+          <w:rStyle w:val="Penekanan"/>
           <w:i w:val="0"/>
         </w:rPr>
         <w:t>hari</w:t>
@@ -662,7 +282,7 @@
       <w:proofErr w:type="spellEnd"/>
       <w:r>
         <w:rPr>
-          <w:rStyle w:val="Emphasis"/>
+          <w:rStyle w:val="Penekanan"/>
           <w:i w:val="0"/>
         </w:rPr>
         <w:t>}</w:t>
@@ -673,6 +293,7 @@
         </w:rPr>
         <w:t>/</w:t>
       </w:r>
+      <w:proofErr w:type="gramEnd"/>
       <w:r>
         <w:rPr>
           <w:iCs/>
@@ -755,7 +376,7 @@
       <w:proofErr w:type="spellStart"/>
       <w:r>
         <w:rPr>
-          <w:rStyle w:val="Emphasis"/>
+          <w:rStyle w:val="Penekanan"/>
           <w:i w:val="0"/>
         </w:rPr>
         <w:t>Judul</w:t>
@@ -763,52 +384,60 @@
       <w:proofErr w:type="spellEnd"/>
       <w:r>
         <w:rPr>
-          <w:rStyle w:val="Emphasis"/>
+          <w:rStyle w:val="Penekanan"/>
           <w:i w:val="0"/>
         </w:rPr>
         <w:t xml:space="preserve"> </w:t>
       </w:r>
       <w:r>
         <w:rPr>
-          <w:rStyle w:val="Emphasis"/>
+          <w:rStyle w:val="Penekanan"/>
           <w:i w:val="0"/>
         </w:rPr>
         <w:t>Skripsi</w:t>
       </w:r>
       <w:r>
         <w:rPr>
-          <w:rStyle w:val="Emphasis"/>
+          <w:rStyle w:val="Penekanan"/>
           <w:i w:val="0"/>
         </w:rPr>
         <w:tab/>
+      </w:r>
+      <w:proofErr w:type="gramStart"/>
+      <w:r>
+        <w:rPr>
+          <w:rStyle w:val="Penekanan"/>
+          <w:i w:val="0"/>
+        </w:rPr>
         <w:t>:</w:t>
       </w:r>
       <w:r>
         <w:rPr>
-          <w:rStyle w:val="Emphasis"/>
+          <w:rStyle w:val="Penekanan"/>
           <w:i w:val="0"/>
         </w:rPr>
         <w:t xml:space="preserve"> </w:t>
       </w:r>
       <w:r>
         <w:rPr>
-          <w:rStyle w:val="Emphasis"/>
+          <w:rStyle w:val="Penekanan"/>
           <w:i w:val="0"/>
         </w:rPr>
         <w:tab/>
         <w:t>${</w:t>
       </w:r>
       <w:proofErr w:type="spellStart"/>
-      <w:r>
-        <w:rPr>
-          <w:rStyle w:val="Emphasis"/>
+      <w:proofErr w:type="gramEnd"/>
+      <w:r>
+        <w:rPr>
+          <w:rStyle w:val="Penekanan"/>
           <w:i w:val="0"/>
         </w:rPr>
         <w:t>judul_</w:t>
       </w:r>
       <w:r>
         <w:rPr>
-          <w:rStyle w:val="Emphasis"/>
+          <w:rStyle w:val="Penekanan"/>
           <w:i w:val="0"/>
         </w:rPr>
         <w:t>skripsi</w:t>
@@ -816,7 +445,7 @@
       <w:proofErr w:type="spellEnd"/>
       <w:r>
         <w:rPr>
-          <w:rStyle w:val="Emphasis"/>
+          <w:rStyle w:val="Penekanan"/>
           <w:i w:val="0"/>
         </w:rPr>
         <w:t>}</w:t>
@@ -830,13 +459,13 @@
         <w:ind w:left="3119" w:right="425" w:hanging="3119"/>
         <w:jc w:val="both"/>
         <w:rPr>
-          <w:rStyle w:val="Emphasis"/>
+          <w:rStyle w:val="Penekanan"/>
           <w:i w:val="0"/>
         </w:rPr>
       </w:pPr>
       <w:r>
         <w:rPr>
-          <w:rStyle w:val="Emphasis"/>
+          <w:rStyle w:val="Penekanan"/>
           <w:i w:val="0"/>
         </w:rPr>
         <w:t xml:space="preserve">Dosen </w:t>
@@ -844,7 +473,7 @@
       <w:proofErr w:type="spellStart"/>
       <w:r>
         <w:rPr>
-          <w:rStyle w:val="Emphasis"/>
+          <w:rStyle w:val="Penekanan"/>
           <w:i w:val="0"/>
         </w:rPr>
         <w:t>Pembimbing</w:t>
@@ -852,31 +481,39 @@
       <w:proofErr w:type="spellEnd"/>
       <w:r>
         <w:rPr>
-          <w:rStyle w:val="Emphasis"/>
+          <w:rStyle w:val="Penekanan"/>
           <w:i w:val="0"/>
         </w:rPr>
         <w:t xml:space="preserve"> Utama</w:t>
       </w:r>
       <w:r>
         <w:rPr>
-          <w:rStyle w:val="Emphasis"/>
+          <w:rStyle w:val="Penekanan"/>
           <w:i w:val="0"/>
         </w:rPr>
         <w:tab/>
+      </w:r>
+      <w:proofErr w:type="gramStart"/>
+      <w:r>
+        <w:rPr>
+          <w:rStyle w:val="Penekanan"/>
+          <w:i w:val="0"/>
+        </w:rPr>
         <w:t xml:space="preserve">: </w:t>
       </w:r>
       <w:r>
         <w:rPr>
-          <w:rStyle w:val="Emphasis"/>
+          <w:rStyle w:val="Penekanan"/>
           <w:i w:val="0"/>
         </w:rPr>
         <w:tab/>
         <w:t>${</w:t>
       </w:r>
       <w:proofErr w:type="spellStart"/>
-      <w:r>
-        <w:rPr>
-          <w:rStyle w:val="Emphasis"/>
+      <w:proofErr w:type="gramEnd"/>
+      <w:r>
+        <w:rPr>
+          <w:rStyle w:val="Penekanan"/>
           <w:i w:val="0"/>
         </w:rPr>
         <w:t>nama_pembimbing_utama</w:t>
@@ -884,7 +521,7 @@
       <w:proofErr w:type="spellEnd"/>
       <w:r>
         <w:rPr>
-          <w:rStyle w:val="Emphasis"/>
+          <w:rStyle w:val="Penekanan"/>
           <w:i w:val="0"/>
         </w:rPr>
         <w:t>}</w:t>
@@ -898,13 +535,13 @@
         <w:ind w:left="3119" w:right="425" w:hanging="3119"/>
         <w:jc w:val="both"/>
         <w:rPr>
-          <w:rStyle w:val="Emphasis"/>
+          <w:rStyle w:val="Penekanan"/>
           <w:i w:val="0"/>
         </w:rPr>
       </w:pPr>
       <w:r>
         <w:rPr>
-          <w:rStyle w:val="Emphasis"/>
+          <w:rStyle w:val="Penekanan"/>
           <w:i w:val="0"/>
         </w:rPr>
         <w:t xml:space="preserve">Dosen </w:t>
@@ -912,7 +549,7 @@
       <w:proofErr w:type="spellStart"/>
       <w:r>
         <w:rPr>
-          <w:rStyle w:val="Emphasis"/>
+          <w:rStyle w:val="Penekanan"/>
           <w:i w:val="0"/>
         </w:rPr>
         <w:t>Pembimbing</w:t>
@@ -920,7 +557,7 @@
       <w:proofErr w:type="spellEnd"/>
       <w:r>
         <w:rPr>
-          <w:rStyle w:val="Emphasis"/>
+          <w:rStyle w:val="Penekanan"/>
           <w:i w:val="0"/>
         </w:rPr>
         <w:t xml:space="preserve"> </w:t>
@@ -928,7 +565,7 @@
       <w:proofErr w:type="spellStart"/>
       <w:r>
         <w:rPr>
-          <w:rStyle w:val="Emphasis"/>
+          <w:rStyle w:val="Penekanan"/>
           <w:i w:val="0"/>
         </w:rPr>
         <w:t>Anggota</w:t>
@@ -936,31 +573,39 @@
       <w:proofErr w:type="spellEnd"/>
       <w:r>
         <w:rPr>
-          <w:rStyle w:val="Emphasis"/>
+          <w:rStyle w:val="Penekanan"/>
           <w:i w:val="0"/>
         </w:rPr>
         <w:tab/>
+      </w:r>
+      <w:proofErr w:type="gramStart"/>
+      <w:r>
+        <w:rPr>
+          <w:rStyle w:val="Penekanan"/>
+          <w:i w:val="0"/>
+        </w:rPr>
         <w:t xml:space="preserve">: </w:t>
       </w:r>
       <w:r>
         <w:rPr>
-          <w:rStyle w:val="Emphasis"/>
+          <w:rStyle w:val="Penekanan"/>
           <w:i w:val="0"/>
         </w:rPr>
         <w:tab/>
         <w:t>${</w:t>
       </w:r>
       <w:proofErr w:type="spellStart"/>
-      <w:r>
-        <w:rPr>
-          <w:rStyle w:val="Emphasis"/>
+      <w:proofErr w:type="gramEnd"/>
+      <w:r>
+        <w:rPr>
+          <w:rStyle w:val="Penekanan"/>
           <w:i w:val="0"/>
         </w:rPr>
         <w:t>nama_pembimbing_</w:t>
       </w:r>
       <w:r>
         <w:rPr>
-          <w:rStyle w:val="Emphasis"/>
+          <w:rStyle w:val="Penekanan"/>
           <w:i w:val="0"/>
         </w:rPr>
         <w:t>anggota</w:t>
@@ -968,7 +613,7 @@
       <w:proofErr w:type="spellEnd"/>
       <w:r>
         <w:rPr>
-          <w:rStyle w:val="Emphasis"/>
+          <w:rStyle w:val="Penekanan"/>
           <w:i w:val="0"/>
         </w:rPr>
         <w:t>}</w:t>
@@ -987,14 +632,14 @@
       </w:pPr>
       <w:r>
         <w:rPr>
-          <w:rStyle w:val="Emphasis"/>
+          <w:rStyle w:val="Penekanan"/>
           <w:i w:val="0"/>
         </w:rPr>
         <w:t>Moderator</w:t>
       </w:r>
       <w:r>
         <w:rPr>
-          <w:rStyle w:val="Emphasis"/>
+          <w:rStyle w:val="Penekanan"/>
           <w:i w:val="0"/>
         </w:rPr>
         <w:tab/>
@@ -1002,7 +647,7 @@
       </w:r>
       <w:r>
         <w:rPr>
-          <w:rStyle w:val="Emphasis"/>
+          <w:rStyle w:val="Penekanan"/>
           <w:i w:val="0"/>
         </w:rPr>
         <w:tab/>
@@ -1010,14 +655,14 @@
       </w:r>
       <w:r>
         <w:rPr>
-          <w:rStyle w:val="Emphasis"/>
+          <w:rStyle w:val="Penekanan"/>
           <w:i w:val="0"/>
         </w:rPr>
         <w:t>moderator</w:t>
       </w:r>
       <w:r>
         <w:rPr>
-          <w:rStyle w:val="Emphasis"/>
+          <w:rStyle w:val="Penekanan"/>
           <w:i w:val="0"/>
         </w:rPr>
         <w:t>}</w:t>
@@ -4343,8 +3988,17 @@
                 <w:sz w:val="22"/>
                 <w:szCs w:val="22"/>
               </w:rPr>
-              <w:t>25………..</w:t>
-            </w:r>
+              <w:t>25……</w:t>
+            </w:r>
+            <w:proofErr w:type="gramStart"/>
+            <w:r>
+              <w:rPr>
+                <w:sz w:val="22"/>
+                <w:szCs w:val="22"/>
+              </w:rPr>
+              <w:t>…..</w:t>
+            </w:r>
+            <w:proofErr w:type="gramEnd"/>
           </w:p>
         </w:tc>
         <w:tc>
@@ -4588,8 +4242,17 @@
                 <w:sz w:val="22"/>
                 <w:szCs w:val="22"/>
               </w:rPr>
-              <w:t>27………..</w:t>
-            </w:r>
+              <w:t>27……</w:t>
+            </w:r>
+            <w:proofErr w:type="gramStart"/>
+            <w:r>
+              <w:rPr>
+                <w:sz w:val="22"/>
+                <w:szCs w:val="22"/>
+              </w:rPr>
+              <w:t>…..</w:t>
+            </w:r>
+            <w:proofErr w:type="gramEnd"/>
           </w:p>
         </w:tc>
         <w:tc>
@@ -4990,8 +4653,17 @@
                 <w:sz w:val="22"/>
                 <w:szCs w:val="22"/>
               </w:rPr>
-              <w:t>30………..</w:t>
-            </w:r>
+              <w:t>30……</w:t>
+            </w:r>
+            <w:proofErr w:type="gramStart"/>
+            <w:r>
+              <w:rPr>
+                <w:sz w:val="22"/>
+                <w:szCs w:val="22"/>
+              </w:rPr>
+              <w:t>…..</w:t>
+            </w:r>
+            <w:proofErr w:type="gramEnd"/>
           </w:p>
         </w:tc>
       </w:tr>
@@ -5028,34 +4700,34 @@
       <w:pPr>
         <w:ind w:left="4111"/>
         <w:rPr>
-          <w:rStyle w:val="Emphasis"/>
+          <w:rStyle w:val="Penekanan"/>
           <w:i w:val="0"/>
         </w:rPr>
       </w:pPr>
       <w:r>
         <w:rPr>
-          <w:rStyle w:val="Emphasis"/>
+          <w:rStyle w:val="Penekanan"/>
           <w:i w:val="0"/>
         </w:rPr>
         <w:t xml:space="preserve"> </w:t>
       </w:r>
       <w:r>
         <w:rPr>
-          <w:rStyle w:val="Emphasis"/>
+          <w:rStyle w:val="Penekanan"/>
           <w:i w:val="0"/>
         </w:rPr>
         <w:t>${</w:t>
       </w:r>
       <w:r>
         <w:rPr>
-          <w:rStyle w:val="Emphasis"/>
+          <w:rStyle w:val="Penekanan"/>
           <w:i w:val="0"/>
         </w:rPr>
         <w:t>moderator</w:t>
       </w:r>
       <w:r>
         <w:rPr>
-          <w:rStyle w:val="Emphasis"/>
+          <w:rStyle w:val="Penekanan"/>
           <w:i w:val="0"/>
         </w:rPr>
         <w:t>}</w:t>
@@ -5067,7 +4739,7 @@
       </w:pPr>
       <w:r>
         <w:rPr>
-          <w:rStyle w:val="Emphasis"/>
+          <w:rStyle w:val="Penekanan"/>
           <w:i w:val="0"/>
           <w:iCs w:val="0"/>
         </w:rPr>
@@ -5208,7 +4880,7 @@
 </file>
 
 <file path=word/numbering.xml><?xml version="1.0" encoding="utf-8"?>
-<w:numbering xmlns:wpc="http://schemas.microsoft.com/office/word/2010/wordprocessingCanvas" xmlns:cx="http://schemas.microsoft.com/office/drawing/2014/chartex" xmlns:cx1="http://schemas.microsoft.com/office/drawing/2015/9/8/chartex" xmlns:cx2="http://schemas.microsoft.com/office/drawing/2015/10/21/chartex" xmlns:cx3="http://schemas.microsoft.com/office/drawing/2016/5/9/chartex" xmlns:cx4="http://schemas.microsoft.com/office/drawing/2016/5/10/chartex" xmlns:cx5="http://schemas.microsoft.com/office/drawing/2016/5/11/chartex" xmlns:cx6="http://schemas.microsoft.com/office/drawing/2016/5/12/chartex" xmlns:cx7="http://schemas.microsoft.com/office/drawing/2016/5/13/chartex" xmlns:cx8="http://schemas.microsoft.com/office/drawing/2016/5/14/chartex" xmlns:mc="http://schemas.openxmlformats.org/markup-compatibility/2006" xmlns:aink="http://schemas.microsoft.com/office/drawing/2016/ink" xmlns:am3d="http://schemas.microsoft.com/office/drawing/2017/model3d" xmlns:o="urn:schemas-microsoft-com:office:office" xmlns:oel="http://schemas.microsoft.com/office/2019/extlst" xmlns:r="http://schemas.openxmlformats.org/officeDocument/2006/relationships" xmlns:m="http://schemas.openxmlformats.org/officeDocument/2006/math" xmlns:v="urn:schemas-microsoft-com:vml" xmlns:wp14="http://schemas.microsoft.com/office/word/2010/wordprocessingDrawing" xmlns:wp="http://schemas.openxmlformats.org/drawingml/2006/wordprocessingDrawing" xmlns:w10="urn:schemas-microsoft-com:office:word" xmlns:w="http://schemas.openxmlformats.org/wordprocessingml/2006/main" xmlns:w14="http://schemas.microsoft.com/office/word/2010/wordml" xmlns:w15="http://schemas.microsoft.com/office/word/2012/wordml" xmlns:w16cei="http://schemas.microsoft.com/office/word/2026/wordml/cei" xmlns:w16cex="http://schemas.microsoft.com/office/word/2018/wordml/cex" xmlns:w16cid="http://schemas.microsoft.com/office/word/2016/wordml/cid" xmlns:w16="http://schemas.microsoft.com/office/word/2018/wordml" xmlns:w16du="http://schemas.microsoft.com/office/word/2023/wordml/word16du" xmlns:w16sdtdh="http://schemas.microsoft.com/office/word/2020/wordml/sdtdatahash" xmlns:w16sdtfl="http://schemas.microsoft.com/office/word/2024/wordml/sdtformatlock" xmlns:w16se="http://schemas.microsoft.com/office/word/2015/wordml/symex" xmlns:wpg="http://schemas.microsoft.com/office/word/2010/wordprocessingGroup" xmlns:wpi="http://schemas.microsoft.com/office/word/2010/wordprocessingInk" xmlns:wne="http://schemas.microsoft.com/office/word/2006/wordml" xmlns:wps="http://schemas.microsoft.com/office/word/2010/wordprocessingShape" mc:Ignorable="w14 w15 w16se w16cid w16 w16cex w16sdtdh w16sdtfl w16du wp14">
+<w:numbering xmlns:wpc="http://schemas.microsoft.com/office/word/2010/wordprocessingCanvas" xmlns:cx="http://schemas.microsoft.com/office/drawing/2014/chartex" xmlns:cx1="http://schemas.microsoft.com/office/drawing/2015/9/8/chartex" xmlns:cx2="http://schemas.microsoft.com/office/drawing/2015/10/21/chartex" xmlns:cx3="http://schemas.microsoft.com/office/drawing/2016/5/9/chartex" xmlns:cx4="http://schemas.microsoft.com/office/drawing/2016/5/10/chartex" xmlns:cx5="http://schemas.microsoft.com/office/drawing/2016/5/11/chartex" xmlns:cx6="http://schemas.microsoft.com/office/drawing/2016/5/12/chartex" xmlns:cx7="http://schemas.microsoft.com/office/drawing/2016/5/13/chartex" xmlns:cx8="http://schemas.microsoft.com/office/drawing/2016/5/14/chartex" xmlns:mc="http://schemas.openxmlformats.org/markup-compatibility/2006" xmlns:aink="http://schemas.microsoft.com/office/drawing/2016/ink" xmlns:am3d="http://schemas.microsoft.com/office/drawing/2017/model3d" xmlns:o="urn:schemas-microsoft-com:office:office" xmlns:oel="http://schemas.microsoft.com/office/2019/extlst" xmlns:r="http://schemas.openxmlformats.org/officeDocument/2006/relationships" xmlns:m="http://schemas.openxmlformats.org/officeDocument/2006/math" xmlns:v="urn:schemas-microsoft-com:vml" xmlns:wp14="http://schemas.microsoft.com/office/word/2010/wordprocessingDrawing" xmlns:wp="http://schemas.openxmlformats.org/drawingml/2006/wordprocessingDrawing" xmlns:w10="urn:schemas-microsoft-com:office:word" xmlns:w="http://schemas.openxmlformats.org/wordprocessingml/2006/main" xmlns:w14="http://schemas.microsoft.com/office/word/2010/wordml" xmlns:w15="http://schemas.microsoft.com/office/word/2012/wordml" xmlns:w16cex="http://schemas.microsoft.com/office/word/2018/wordml/cex" xmlns:w16cid="http://schemas.microsoft.com/office/word/2016/wordml/cid" xmlns:w16="http://schemas.microsoft.com/office/word/2018/wordml" xmlns:w16du="http://schemas.microsoft.com/office/word/2023/wordml/word16du" xmlns:w16sdtdh="http://schemas.microsoft.com/office/word/2020/wordml/sdtdatahash" xmlns:w16sdtfl="http://schemas.microsoft.com/office/word/2024/wordml/sdtformatlock" xmlns:w16se="http://schemas.microsoft.com/office/word/2015/wordml/symex" xmlns:wpg="http://schemas.microsoft.com/office/word/2010/wordprocessingGroup" xmlns:wpi="http://schemas.microsoft.com/office/word/2010/wordprocessingInk" xmlns:wne="http://schemas.microsoft.com/office/word/2006/wordml" xmlns:wps="http://schemas.microsoft.com/office/word/2010/wordprocessingShape" mc:Ignorable="w14 w15 w16se w16cid w16 w16cex w16sdtdh w16sdtfl w16du wp14">
   <w:abstractNum w:abstractNumId="0" w15:restartNumberingAfterBreak="0">
     <w:nsid w:val="718F5124"/>
     <w:multiLevelType w:val="hybridMultilevel"/>
@@ -5629,11 +5301,11 @@
       <w:szCs w:val="24"/>
     </w:rPr>
   </w:style>
-  <w:style w:type="paragraph" w:styleId="Heading1">
+  <w:style w:type="paragraph" w:styleId="Judul1">
     <w:name w:val="heading 1"/>
     <w:basedOn w:val="Normal"/>
     <w:next w:val="Normal"/>
-    <w:link w:val="Heading1Char"/>
+    <w:link w:val="Judul1KAR"/>
     <w:qFormat/>
     <w:rsid w:val="00DD4E6C"/>
     <w:pPr>
@@ -5650,13 +5322,13 @@
       <w:szCs w:val="32"/>
     </w:rPr>
   </w:style>
-  <w:style w:type="character" w:default="1" w:styleId="DefaultParagraphFont">
+  <w:style w:type="character" w:default="1" w:styleId="FontParagrafDefault">
     <w:name w:val="Default Paragraph Font"/>
     <w:uiPriority w:val="1"/>
     <w:semiHidden/>
     <w:unhideWhenUsed/>
   </w:style>
-  <w:style w:type="table" w:default="1" w:styleId="TableNormal">
+  <w:style w:type="table" w:default="1" w:styleId="TabelNormal">
     <w:name w:val="Normal Table"/>
     <w:uiPriority w:val="99"/>
     <w:semiHidden/>
@@ -5671,15 +5343,15 @@
       </w:tblCellMar>
     </w:tblPr>
   </w:style>
-  <w:style w:type="numbering" w:default="1" w:styleId="NoList">
+  <w:style w:type="numbering" w:default="1" w:styleId="TidakAdaDaftar">
     <w:name w:val="No List"/>
     <w:uiPriority w:val="99"/>
     <w:semiHidden/>
     <w:unhideWhenUsed/>
   </w:style>
-  <w:style w:type="table" w:styleId="TableGrid">
+  <w:style w:type="table" w:styleId="KisiTabel">
     <w:name w:val="Table Grid"/>
-    <w:basedOn w:val="TableNormal"/>
+    <w:basedOn w:val="TabelNormal"/>
     <w:rsid w:val="00160815"/>
     <w:tblPr>
       <w:tblBorders>
@@ -5692,10 +5364,10 @@
       </w:tblBorders>
     </w:tblPr>
   </w:style>
-  <w:style w:type="paragraph" w:styleId="BalloonText">
+  <w:style w:type="paragraph" w:styleId="TeksBalon">
     <w:name w:val="Balloon Text"/>
     <w:basedOn w:val="Normal"/>
-    <w:link w:val="BalloonTextChar"/>
+    <w:link w:val="TeksBalonKAR"/>
     <w:rsid w:val="001E2FAA"/>
     <w:rPr>
       <w:rFonts w:ascii="Tahoma" w:hAnsi="Tahoma" w:cs="Tahoma"/>
@@ -5703,9 +5375,9 @@
       <w:szCs w:val="16"/>
     </w:rPr>
   </w:style>
-  <w:style w:type="character" w:customStyle="1" w:styleId="BalloonTextChar">
-    <w:name w:val="Balloon Text Char"/>
-    <w:link w:val="BalloonText"/>
+  <w:style w:type="character" w:customStyle="1" w:styleId="TeksBalonKAR">
+    <w:name w:val="Teks Balon KAR"/>
+    <w:link w:val="TeksBalon"/>
     <w:rsid w:val="001E2FAA"/>
     <w:rPr>
       <w:rFonts w:ascii="Tahoma" w:hAnsi="Tahoma" w:cs="Tahoma"/>
@@ -5722,7 +5394,7 @@
       <w:u w:val="single"/>
     </w:rPr>
   </w:style>
-  <w:style w:type="character" w:styleId="Emphasis">
+  <w:style w:type="character" w:styleId="Penekanan">
     <w:name w:val="Emphasis"/>
     <w:qFormat/>
     <w:rsid w:val="00B60737"/>
@@ -5731,9 +5403,9 @@
       <w:iCs/>
     </w:rPr>
   </w:style>
-  <w:style w:type="character" w:customStyle="1" w:styleId="Heading1Char">
-    <w:name w:val="Heading 1 Char"/>
-    <w:link w:val="Heading1"/>
+  <w:style w:type="character" w:customStyle="1" w:styleId="Judul1KAR">
+    <w:name w:val="Judul 1 KAR"/>
+    <w:link w:val="Judul1"/>
     <w:rsid w:val="00DD4E6C"/>
     <w:rPr>
       <w:rFonts w:ascii="Cambria" w:eastAsia="Times New Roman" w:hAnsi="Cambria" w:cs="Times New Roman"/>
@@ -5745,7 +5417,7 @@
       <w:lang w:val="en-US" w:eastAsia="en-US"/>
     </w:rPr>
   </w:style>
-  <w:style w:type="paragraph" w:styleId="NoSpacing">
+  <w:style w:type="paragraph" w:styleId="TidakAdaSpasi">
     <w:name w:val="No Spacing"/>
     <w:uiPriority w:val="1"/>
     <w:qFormat/>
